--- a/Module 1/Library Data - Introduction to Excel.docx
+++ b/Module 1/Library Data - Introduction to Excel.docx
@@ -205,7 +205,7 @@
           </mc:Choice>
           <mc:Fallback>
             <w:pict>
-              <v:oval w14:anchorId="00A98C88" id="Oval 2" o:spid="_x0000_s1026" style="position:absolute;margin-left:331.2pt;margin-top:46.35pt;width:31.2pt;height:34.8pt;z-index:251660288;visibility:visible;mso-wrap-style:square;mso-wrap-distance-left:9pt;mso-wrap-distance-top:0;mso-wrap-distance-right:9pt;mso-wrap-distance-bottom:0;mso-position-horizontal:absolute;mso-position-horizontal-relative:text;mso-position-vertical:absolute;mso-position-vertical-relative:text;v-text-anchor:middle" o:gfxdata="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" filled="f" strokecolor="#e97132 [3205]"/>
+              <v:oval w14:anchorId="28825C4A" id="Oval 2" o:spid="_x0000_s1026" style="position:absolute;margin-left:331.2pt;margin-top:46.35pt;width:31.2pt;height:34.8pt;z-index:251660288;visibility:visible;mso-wrap-style:square;mso-wrap-distance-left:9pt;mso-wrap-distance-top:0;mso-wrap-distance-right:9pt;mso-wrap-distance-bottom:0;mso-position-horizontal:absolute;mso-position-horizontal-relative:text;mso-position-vertical:absolute;mso-position-vertical-relative:text;v-text-anchor:middle" o:gfxdata="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" filled="f" strokecolor="#e97132 [3205]"/>
             </w:pict>
           </mc:Fallback>
         </mc:AlternateContent>
@@ -277,7 +277,7 @@
           </mc:Choice>
           <mc:Fallback>
             <w:pict>
-              <v:shapetype w14:anchorId="0BFAA13E" id="_x0000_t32" coordsize="21600,21600" o:spt="32" o:oned="t" path="m,l21600,21600e" filled="f">
+              <v:shapetype w14:anchorId="2EACE83F" id="_x0000_t32" coordsize="21600,21600" o:spt="32" o:oned="t" path="m,l21600,21600e" filled="f">
                 <v:path arrowok="t" fillok="f" o:connecttype="none"/>
                 <o:lock v:ext="edit" shapetype="t"/>
               </v:shapetype>
@@ -869,7 +869,7 @@
           </mc:Choice>
           <mc:Fallback>
             <w:pict>
-              <v:rect w14:anchorId="108DBEC3" id="Rectangle 3" o:spid="_x0000_s1026" style="position:absolute;margin-left:366.6pt;margin-top:59.15pt;width:10.8pt;height:10.8pt;z-index:251662336;visibility:visible;mso-wrap-style:square;mso-wrap-distance-left:9pt;mso-wrap-distance-top:0;mso-wrap-distance-right:9pt;mso-wrap-distance-bottom:0;mso-position-horizontal:absolute;mso-position-horizontal-relative:text;mso-position-vertical:absolute;mso-position-vertical-relative:text;v-text-anchor:middle" o:gfxdata="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" filled="f" strokecolor="#e97132 [3205]">
+              <v:rect w14:anchorId="4444877B" id="Rectangle 3" o:spid="_x0000_s1026" style="position:absolute;margin-left:366.6pt;margin-top:59.15pt;width:10.8pt;height:10.8pt;z-index:251662336;visibility:visible;mso-wrap-style:square;mso-wrap-distance-left:9pt;mso-wrap-distance-top:0;mso-wrap-distance-right:9pt;mso-wrap-distance-bottom:0;mso-position-horizontal:absolute;mso-position-horizontal-relative:text;mso-position-vertical:absolute;mso-position-vertical-relative:text;v-text-anchor:middle" o:gfxdata="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" filled="f" strokecolor="#e97132 [3205]">
                 <v:stroke joinstyle="round"/>
               </v:rect>
             </w:pict>
@@ -1186,7 +1186,1021 @@
       </w:pPr>
     </w:p>
     <w:p/>
-    <w:p/>
+    <w:p>
+      <w:pPr>
+        <w:jc w:val="center"/>
+        <w:rPr>
+          <w:b/>
+          <w:bCs/>
+        </w:rPr>
+      </w:pPr>
+      <w:r>
+        <w:rPr>
+          <w:b/>
+          <w:bCs/>
+        </w:rPr>
+        <w:br w:type="column"/>
+      </w:r>
+      <w:r>
+        <w:rPr>
+          <w:b/>
+          <w:bCs/>
+          <w:sz w:val="28"/>
+          <w:szCs w:val="28"/>
+        </w:rPr>
+        <w:lastRenderedPageBreak/>
+        <w:t>Explorative Data Analysis (EDA)</w:t>
+      </w:r>
+    </w:p>
+    <w:p>
+      <w:pPr>
+        <w:rPr>
+          <w:b/>
+          <w:bCs/>
+        </w:rPr>
+      </w:pPr>
+      <w:r>
+        <w:rPr>
+          <w:b/>
+          <w:bCs/>
+        </w:rPr>
+        <w:t>Counting Specific Transactions</w:t>
+      </w:r>
+    </w:p>
+    <w:p>
+      <w:pPr>
+        <w:pStyle w:val="ListParagraph"/>
+        <w:numPr>
+          <w:ilvl w:val="0"/>
+          <w:numId w:val="1"/>
+        </w:numPr>
+      </w:pPr>
+      <w:r>
+        <w:rPr>
+          <w:b/>
+          <w:bCs/>
+        </w:rPr>
+        <w:t>Identify Your Data Range:</w:t>
+      </w:r>
+      <w:r>
+        <w:t xml:space="preserve"> Locate the column containing the category or collection type you want to count (for example, Column C, from cell C2 to C500)</w:t>
+      </w:r>
+    </w:p>
+    <w:p>
+      <w:pPr>
+        <w:pStyle w:val="ListParagraph"/>
+      </w:pPr>
+    </w:p>
+    <w:p>
+      <w:pPr>
+        <w:pStyle w:val="ListParagraph"/>
+        <w:numPr>
+          <w:ilvl w:val="0"/>
+          <w:numId w:val="1"/>
+        </w:numPr>
+      </w:pPr>
+      <w:r>
+        <w:rPr>
+          <w:b/>
+          <w:bCs/>
+        </w:rPr>
+        <w:t>Select the Output Cell:</w:t>
+      </w:r>
+      <w:r>
+        <w:t xml:space="preserve"> Click on an empty cell where you want the total count to appear.</w:t>
+      </w:r>
+    </w:p>
+    <w:p>
+      <w:pPr>
+        <w:pStyle w:val="ListParagraph"/>
+      </w:pPr>
+    </w:p>
+    <w:p>
+      <w:pPr>
+        <w:pStyle w:val="ListParagraph"/>
+        <w:numPr>
+          <w:ilvl w:val="0"/>
+          <w:numId w:val="1"/>
+        </w:numPr>
+      </w:pPr>
+      <w:r>
+        <w:rPr>
+          <w:b/>
+          <w:bCs/>
+        </w:rPr>
+        <w:t>Start the Formula:</w:t>
+      </w:r>
+      <w:r>
+        <w:t xml:space="preserve"> Type </w:t>
+      </w:r>
+      <m:oMath>
+        <m:r>
+          <w:rPr>
+            <w:rFonts w:ascii="Cambria Math" w:hAnsi="Cambria Math"/>
+          </w:rPr>
+          <m:t>=COUNTIF</m:t>
+        </m:r>
+        <m:r>
+          <w:rPr>
+            <w:rFonts w:ascii="Cambria Math" w:hAnsi="Cambria Math"/>
+          </w:rPr>
+          <m:t>(</m:t>
+        </m:r>
+      </m:oMath>
+      <w:r>
+        <w:t xml:space="preserve"> into the cell.</w:t>
+      </w:r>
+    </w:p>
+    <w:p>
+      <w:pPr>
+        <w:pStyle w:val="ListParagraph"/>
+      </w:pPr>
+    </w:p>
+    <w:p>
+      <w:pPr>
+        <w:pStyle w:val="ListParagraph"/>
+        <w:numPr>
+          <w:ilvl w:val="0"/>
+          <w:numId w:val="1"/>
+        </w:numPr>
+      </w:pPr>
+      <w:r>
+        <w:rPr>
+          <w:b/>
+          <w:bCs/>
+        </w:rPr>
+        <w:t>Select the Range:</w:t>
+      </w:r>
+      <w:r>
+        <w:t xml:space="preserve"> Highlight the range of cells you want Excel to search through (e.g., C2:C500), or type C2:C500 directly. Add a </w:t>
+      </w:r>
+      <w:proofErr w:type="gramStart"/>
+      <w:r>
+        <w:t>comma ,</w:t>
+      </w:r>
+      <w:proofErr w:type="gramEnd"/>
+      <w:r>
+        <w:t xml:space="preserve"> after the range.</w:t>
+      </w:r>
+    </w:p>
+    <w:p>
+      <w:pPr>
+        <w:pStyle w:val="ListParagraph"/>
+      </w:pPr>
+    </w:p>
+    <w:p>
+      <w:pPr>
+        <w:pStyle w:val="ListParagraph"/>
+        <w:numPr>
+          <w:ilvl w:val="0"/>
+          <w:numId w:val="1"/>
+        </w:numPr>
+      </w:pPr>
+      <w:r>
+        <w:rPr>
+          <w:b/>
+          <w:bCs/>
+        </w:rPr>
+        <w:t>Set the Criteria:</w:t>
+      </w:r>
+      <w:r>
+        <w:t xml:space="preserve"> Enter the exact text you want to count inside quotation marks (e.g., "</w:t>
+      </w:r>
+      <w:r>
+        <w:t>Adult</w:t>
+      </w:r>
+      <w:r>
+        <w:t xml:space="preserve"> Fiction"). Alternatively, click on a cell that already contains that exact text name.</w:t>
+      </w:r>
+    </w:p>
+    <w:p>
+      <w:pPr>
+        <w:pStyle w:val="ListParagraph"/>
+      </w:pPr>
+    </w:p>
+    <w:p>
+      <w:pPr>
+        <w:pStyle w:val="ListParagraph"/>
+        <w:numPr>
+          <w:ilvl w:val="0"/>
+          <w:numId w:val="1"/>
+        </w:numPr>
+      </w:pPr>
+      <w:r>
+        <w:rPr>
+          <w:b/>
+          <w:bCs/>
+        </w:rPr>
+        <w:t>Complete and Run:</w:t>
+      </w:r>
+      <w:r>
+        <w:t xml:space="preserve"> Type the closing </w:t>
+      </w:r>
+      <w:proofErr w:type="gramStart"/>
+      <w:r>
+        <w:t>parenthesis )</w:t>
+      </w:r>
+      <w:proofErr w:type="gramEnd"/>
+      <w:r>
+        <w:t xml:space="preserve"> so your full formula looks like </w:t>
+      </w:r>
+      <m:oMath>
+        <m:r>
+          <w:rPr>
+            <w:rFonts w:ascii="Cambria Math" w:hAnsi="Cambria Math"/>
+          </w:rPr>
+          <m:t>=COUNTIF(C2:C500, "Juvenile Fiction")</m:t>
+        </m:r>
+      </m:oMath>
+      <w:r>
+        <w:t xml:space="preserve">, then press </w:t>
+      </w:r>
+      <w:r>
+        <w:rPr>
+          <w:b/>
+          <w:bCs/>
+        </w:rPr>
+        <w:t>Enter</w:t>
+      </w:r>
+      <w:r>
+        <w:t>.</w:t>
+      </w:r>
+    </w:p>
+    <w:p>
+      <w:pPr>
+        <w:pStyle w:val="ListParagraph"/>
+      </w:pPr>
+    </w:p>
+    <w:p>
+      <w:pPr>
+        <w:rPr>
+          <w:b/>
+          <w:bCs/>
+        </w:rPr>
+      </w:pPr>
+      <w:r>
+        <w:rPr>
+          <w:b/>
+          <w:bCs/>
+        </w:rPr>
+        <w:t>Summing Operational Totals</w:t>
+      </w:r>
+    </w:p>
+    <w:p>
+      <w:pPr>
+        <w:pStyle w:val="ListParagraph"/>
+        <w:numPr>
+          <w:ilvl w:val="0"/>
+          <w:numId w:val="2"/>
+        </w:numPr>
+      </w:pPr>
+      <w:r>
+        <w:rPr>
+          <w:b/>
+          <w:bCs/>
+        </w:rPr>
+        <w:t>Identify Your Data Columns:</w:t>
+      </w:r>
+      <w:r>
+        <w:t xml:space="preserve"> Locate two key columns in your sheet:</w:t>
+      </w:r>
+    </w:p>
+    <w:p>
+      <w:pPr>
+        <w:pStyle w:val="ListParagraph"/>
+        <w:numPr>
+          <w:ilvl w:val="1"/>
+          <w:numId w:val="2"/>
+        </w:numPr>
+      </w:pPr>
+      <w:r>
+        <w:t>The column containing the criteria to check (for example, Column A, A2:A100, which lists branch names).</w:t>
+      </w:r>
+    </w:p>
+    <w:p>
+      <w:pPr>
+        <w:pStyle w:val="ListParagraph"/>
+        <w:numPr>
+          <w:ilvl w:val="1"/>
+          <w:numId w:val="2"/>
+        </w:numPr>
+      </w:pPr>
+      <w:r>
+        <w:t xml:space="preserve">The column containing the numerical values you want to sum (for example, Column D, D2:D100, which lists </w:t>
+      </w:r>
+      <w:r>
+        <w:t>the value</w:t>
+      </w:r>
+      <w:r>
+        <w:t>).</w:t>
+      </w:r>
+    </w:p>
+    <w:p>
+      <w:pPr>
+        <w:pStyle w:val="ListParagraph"/>
+      </w:pPr>
+    </w:p>
+    <w:p>
+      <w:pPr>
+        <w:pStyle w:val="ListParagraph"/>
+        <w:numPr>
+          <w:ilvl w:val="0"/>
+          <w:numId w:val="2"/>
+        </w:numPr>
+      </w:pPr>
+      <w:r>
+        <w:rPr>
+          <w:b/>
+          <w:bCs/>
+        </w:rPr>
+        <w:t>Select the Output Cell:</w:t>
+      </w:r>
+      <w:r>
+        <w:t xml:space="preserve"> Click on the empty cell where you want your calculated total to appear.</w:t>
+      </w:r>
+    </w:p>
+    <w:p>
+      <w:pPr>
+        <w:pStyle w:val="ListParagraph"/>
+      </w:pPr>
+    </w:p>
+    <w:p>
+      <w:pPr>
+        <w:pStyle w:val="ListParagraph"/>
+        <w:numPr>
+          <w:ilvl w:val="0"/>
+          <w:numId w:val="2"/>
+        </w:numPr>
+      </w:pPr>
+      <w:r>
+        <w:rPr>
+          <w:b/>
+          <w:bCs/>
+        </w:rPr>
+        <w:t>Start the Formula:</w:t>
+      </w:r>
+      <w:r>
+        <w:t xml:space="preserve"> Type </w:t>
+      </w:r>
+      <m:oMath>
+        <m:r>
+          <w:rPr>
+            <w:rFonts w:ascii="Cambria Math" w:hAnsi="Cambria Math"/>
+          </w:rPr>
+          <m:t>=SUMIF(</m:t>
+        </m:r>
+      </m:oMath>
+      <w:r>
+        <w:t xml:space="preserve"> into the cell.</w:t>
+      </w:r>
+    </w:p>
+    <w:p>
+      <w:pPr>
+        <w:pStyle w:val="ListParagraph"/>
+      </w:pPr>
+    </w:p>
+    <w:p>
+      <w:pPr>
+        <w:pStyle w:val="ListParagraph"/>
+        <w:numPr>
+          <w:ilvl w:val="0"/>
+          <w:numId w:val="2"/>
+        </w:numPr>
+      </w:pPr>
+      <w:r>
+        <w:rPr>
+          <w:b/>
+          <w:bCs/>
+        </w:rPr>
+        <w:t>Select the Criteria Range:</w:t>
+      </w:r>
+      <w:r>
+        <w:t xml:space="preserve"> Highlight or type the range of cells Excel will evaluate (e.g., A2:A100), then type a </w:t>
+      </w:r>
+      <w:proofErr w:type="gramStart"/>
+      <w:r>
+        <w:t>comma ,</w:t>
+      </w:r>
+      <w:proofErr w:type="gramEnd"/>
+      <w:r>
+        <w:t xml:space="preserve"> </w:t>
+      </w:r>
+      <w:r>
+        <w:t>.</w:t>
+      </w:r>
+    </w:p>
+    <w:p>
+      <w:pPr>
+        <w:pStyle w:val="ListParagraph"/>
+      </w:pPr>
+    </w:p>
+    <w:p>
+      <w:pPr>
+        <w:pStyle w:val="ListParagraph"/>
+        <w:numPr>
+          <w:ilvl w:val="0"/>
+          <w:numId w:val="2"/>
+        </w:numPr>
+      </w:pPr>
+      <w:r>
+        <w:rPr>
+          <w:b/>
+          <w:bCs/>
+        </w:rPr>
+        <w:t>Set the Criteria:</w:t>
+      </w:r>
+      <w:r>
+        <w:t xml:space="preserve"> Enter the specific condition in quotation marks (e.g., "Main Branch"</w:t>
+      </w:r>
+      <w:proofErr w:type="gramStart"/>
+      <w:r>
+        <w:t>), or</w:t>
+      </w:r>
+      <w:proofErr w:type="gramEnd"/>
+      <w:r>
+        <w:t xml:space="preserve"> select a cell containing that text name. Type a </w:t>
+      </w:r>
+      <w:proofErr w:type="gramStart"/>
+      <w:r>
+        <w:t>comma ,</w:t>
+      </w:r>
+      <w:proofErr w:type="gramEnd"/>
+      <w:r>
+        <w:t xml:space="preserve"> </w:t>
+      </w:r>
+      <w:r>
+        <w:t>.</w:t>
+      </w:r>
+    </w:p>
+    <w:p>
+      <w:pPr>
+        <w:pStyle w:val="ListParagraph"/>
+      </w:pPr>
+    </w:p>
+    <w:p>
+      <w:pPr>
+        <w:pStyle w:val="ListParagraph"/>
+        <w:numPr>
+          <w:ilvl w:val="0"/>
+          <w:numId w:val="2"/>
+        </w:numPr>
+      </w:pPr>
+      <w:r>
+        <w:rPr>
+          <w:b/>
+          <w:bCs/>
+        </w:rPr>
+        <w:t>Select the Sum Range:</w:t>
+      </w:r>
+      <w:r>
+        <w:t xml:space="preserve"> Highlight or type the range containing the actual numbers to add up (e.g., D2:D100).</w:t>
+      </w:r>
+    </w:p>
+    <w:p>
+      <w:pPr>
+        <w:pStyle w:val="ListParagraph"/>
+      </w:pPr>
+    </w:p>
+    <w:p>
+      <w:pPr>
+        <w:pStyle w:val="ListParagraph"/>
+        <w:numPr>
+          <w:ilvl w:val="0"/>
+          <w:numId w:val="2"/>
+        </w:numPr>
+      </w:pPr>
+      <w:r>
+        <w:rPr>
+          <w:b/>
+          <w:bCs/>
+        </w:rPr>
+        <w:t>Complete and Run:</w:t>
+      </w:r>
+      <w:r>
+        <w:t xml:space="preserve"> Type the closing </w:t>
+      </w:r>
+      <w:proofErr w:type="gramStart"/>
+      <w:r>
+        <w:t>parenthesis )</w:t>
+      </w:r>
+      <w:proofErr w:type="gramEnd"/>
+      <w:r>
+        <w:t xml:space="preserve"> so your formula looks like </w:t>
+      </w:r>
+      <m:oMath>
+        <m:r>
+          <w:rPr>
+            <w:rFonts w:ascii="Cambria Math" w:hAnsi="Cambria Math"/>
+          </w:rPr>
+          <m:t>=SUMIF(A2:A100, "Main Branch", D2:D100)</m:t>
+        </m:r>
+      </m:oMath>
+      <w:r>
+        <w:t xml:space="preserve">, then press </w:t>
+      </w:r>
+      <w:r>
+        <w:rPr>
+          <w:b/>
+          <w:bCs/>
+        </w:rPr>
+        <w:t>Enter</w:t>
+      </w:r>
+      <w:r>
+        <w:t>.</w:t>
+      </w:r>
+    </w:p>
+    <w:p>
+      <w:pPr>
+        <w:pStyle w:val="ListParagraph"/>
+      </w:pPr>
+    </w:p>
+    <w:p>
+      <w:pPr>
+        <w:rPr>
+          <w:b/>
+          <w:bCs/>
+        </w:rPr>
+      </w:pPr>
+      <w:r>
+        <w:rPr>
+          <w:b/>
+          <w:bCs/>
+        </w:rPr>
+        <w:t>PivotTable</w:t>
+      </w:r>
+    </w:p>
+    <w:p>
+      <w:pPr>
+        <w:pStyle w:val="ListParagraph"/>
+        <w:numPr>
+          <w:ilvl w:val="0"/>
+          <w:numId w:val="3"/>
+        </w:numPr>
+      </w:pPr>
+      <w:r>
+        <w:rPr>
+          <w:b/>
+          <w:bCs/>
+        </w:rPr>
+        <w:lastRenderedPageBreak/>
+        <w:t>Select Your Data:</w:t>
+      </w:r>
+      <w:r>
+        <w:t xml:space="preserve"> Click any cell inside your dataset or table</w:t>
+      </w:r>
+    </w:p>
+    <w:p>
+      <w:pPr>
+        <w:pStyle w:val="ListParagraph"/>
+      </w:pPr>
+    </w:p>
+    <w:p>
+      <w:pPr>
+        <w:pStyle w:val="ListParagraph"/>
+        <w:numPr>
+          <w:ilvl w:val="0"/>
+          <w:numId w:val="3"/>
+        </w:numPr>
+      </w:pPr>
+      <w:r>
+        <w:rPr>
+          <w:b/>
+          <w:bCs/>
+        </w:rPr>
+        <w:t>Insert the PivotTable:</w:t>
+      </w:r>
+      <w:r>
+        <w:t xml:space="preserve"> Go to the </w:t>
+      </w:r>
+      <w:r>
+        <w:rPr>
+          <w:b/>
+          <w:bCs/>
+        </w:rPr>
+        <w:t>Insert</w:t>
+      </w:r>
+      <w:r>
+        <w:t xml:space="preserve"> tab on the top ribbon and click </w:t>
+      </w:r>
+      <w:r>
+        <w:rPr>
+          <w:b/>
+          <w:bCs/>
+        </w:rPr>
+        <w:t>PivotTable</w:t>
+      </w:r>
+      <w:r>
+        <w:t xml:space="preserve">. In the box that pops up, choose where you want the report placed (a </w:t>
+      </w:r>
+      <w:r>
+        <w:rPr>
+          <w:b/>
+          <w:bCs/>
+        </w:rPr>
+        <w:t>New Worksheet</w:t>
+      </w:r>
+      <w:r>
+        <w:t xml:space="preserve"> works best) and click </w:t>
+      </w:r>
+      <w:r>
+        <w:rPr>
+          <w:b/>
+          <w:bCs/>
+        </w:rPr>
+        <w:t>OK</w:t>
+      </w:r>
+      <w:r>
+        <w:t>.</w:t>
+      </w:r>
+    </w:p>
+    <w:p>
+      <w:pPr>
+        <w:pStyle w:val="ListParagraph"/>
+      </w:pPr>
+    </w:p>
+    <w:p>
+      <w:pPr>
+        <w:pStyle w:val="ListParagraph"/>
+        <w:numPr>
+          <w:ilvl w:val="0"/>
+          <w:numId w:val="3"/>
+        </w:numPr>
+      </w:pPr>
+      <w:r>
+        <w:rPr>
+          <w:b/>
+          <w:bCs/>
+        </w:rPr>
+        <w:t>Set the Row Labels:</w:t>
+      </w:r>
+      <w:r>
+        <w:t xml:space="preserve"> Look at the </w:t>
+      </w:r>
+      <w:r>
+        <w:rPr>
+          <w:b/>
+          <w:bCs/>
+        </w:rPr>
+        <w:t>PivotTable Fields</w:t>
+      </w:r>
+      <w:r>
+        <w:t xml:space="preserve"> pane on the right side of your screen. Locate the </w:t>
+      </w:r>
+      <w:r>
+        <w:t>Column or field</w:t>
+      </w:r>
+      <w:r>
+        <w:t xml:space="preserve">, click and hold it, then drag it down into the </w:t>
+      </w:r>
+      <w:r>
+        <w:rPr>
+          <w:b/>
+          <w:bCs/>
+        </w:rPr>
+        <w:t>Rows</w:t>
+      </w:r>
+      <w:r>
+        <w:t xml:space="preserve"> box.</w:t>
+      </w:r>
+    </w:p>
+    <w:p>
+      <w:pPr>
+        <w:pStyle w:val="ListParagraph"/>
+      </w:pPr>
+    </w:p>
+    <w:p>
+      <w:pPr>
+        <w:pStyle w:val="ListParagraph"/>
+        <w:numPr>
+          <w:ilvl w:val="0"/>
+          <w:numId w:val="3"/>
+        </w:numPr>
+      </w:pPr>
+      <w:r>
+        <w:rPr>
+          <w:b/>
+          <w:bCs/>
+        </w:rPr>
+        <w:t>Set the Value Summary:</w:t>
+      </w:r>
+      <w:r>
+        <w:t xml:space="preserve"> Locate the </w:t>
+      </w:r>
+      <w:r>
+        <w:t>Value</w:t>
+      </w:r>
+      <w:r>
+        <w:t xml:space="preserve"> field, click and hold it, then drag it into the </w:t>
+      </w:r>
+      <w:r>
+        <w:rPr>
+          <w:b/>
+          <w:bCs/>
+        </w:rPr>
+        <w:t>Values</w:t>
+      </w:r>
+      <w:r>
+        <w:t xml:space="preserve"> box.</w:t>
+      </w:r>
+    </w:p>
+    <w:p>
+      <w:pPr>
+        <w:pStyle w:val="ListParagraph"/>
+      </w:pPr>
+    </w:p>
+    <w:p>
+      <w:pPr>
+        <w:pStyle w:val="ListParagraph"/>
+        <w:numPr>
+          <w:ilvl w:val="0"/>
+          <w:numId w:val="3"/>
+        </w:numPr>
+      </w:pPr>
+      <w:r>
+        <w:rPr>
+          <w:b/>
+          <w:bCs/>
+        </w:rPr>
+        <w:t>Verify the Summary Calculation:</w:t>
+      </w:r>
+      <w:r>
+        <w:t xml:space="preserve"> Make sure the field in the Values box says </w:t>
+      </w:r>
+      <w:r>
+        <w:rPr>
+          <w:b/>
+          <w:bCs/>
+        </w:rPr>
+        <w:t xml:space="preserve">Count of </w:t>
+      </w:r>
+      <w:r>
+        <w:rPr>
+          <w:b/>
+          <w:bCs/>
+        </w:rPr>
+        <w:t>Value</w:t>
+      </w:r>
+      <w:r>
+        <w:t xml:space="preserve">. If it defaults to something else, click the dropdown arrow next to it, select </w:t>
+      </w:r>
+      <w:r>
+        <w:rPr>
+          <w:b/>
+          <w:bCs/>
+        </w:rPr>
+        <w:t>Value Field Settings</w:t>
+      </w:r>
+      <w:r>
+        <w:t xml:space="preserve">, choose </w:t>
+      </w:r>
+      <w:r>
+        <w:rPr>
+          <w:b/>
+          <w:bCs/>
+        </w:rPr>
+        <w:t>Count</w:t>
+      </w:r>
+      <w:r>
+        <w:t xml:space="preserve">, and click </w:t>
+      </w:r>
+      <w:r>
+        <w:rPr>
+          <w:b/>
+          <w:bCs/>
+        </w:rPr>
+        <w:t>OK</w:t>
+      </w:r>
+      <w:r>
+        <w:t>.</w:t>
+      </w:r>
+    </w:p>
+    <w:p>
+      <w:pPr>
+        <w:pStyle w:val="ListParagraph"/>
+      </w:pPr>
+    </w:p>
+    <w:p>
+      <w:r>
+        <w:t>Try</w:t>
+      </w:r>
+      <w:r>
+        <w:t xml:space="preserve"> it?</w:t>
+      </w:r>
+    </w:p>
+    <w:p>
+      <w:r>
+        <w:t>Create Custom Cha</w:t>
+      </w:r>
+      <w:r>
+        <w:t>r</w:t>
+      </w:r>
+      <w:r>
+        <w:t>ts</w:t>
+      </w:r>
+      <w:r>
+        <w:t xml:space="preserve"> and Dashboards</w:t>
+      </w:r>
+    </w:p>
+    <w:p>
+      <w:pPr>
+        <w:pStyle w:val="ListParagraph"/>
+        <w:numPr>
+          <w:ilvl w:val="0"/>
+          <w:numId w:val="4"/>
+        </w:numPr>
+      </w:pPr>
+      <w:r>
+        <w:rPr>
+          <w:b/>
+          <w:bCs/>
+        </w:rPr>
+        <w:t>Format Data as a Table:</w:t>
+      </w:r>
+      <w:r>
+        <w:t xml:space="preserve"> Convert your raw data into an official Excel Table (Ctrl + T) so new rows update your charts automatically.</w:t>
+      </w:r>
+    </w:p>
+    <w:p>
+      <w:pPr>
+        <w:pStyle w:val="ListParagraph"/>
+      </w:pPr>
+    </w:p>
+    <w:p>
+      <w:pPr>
+        <w:pStyle w:val="ListParagraph"/>
+        <w:numPr>
+          <w:ilvl w:val="0"/>
+          <w:numId w:val="4"/>
+        </w:numPr>
+      </w:pPr>
+      <w:r>
+        <w:rPr>
+          <w:b/>
+          <w:bCs/>
+        </w:rPr>
+        <w:t>Create Summary PivotTables:</w:t>
+      </w:r>
+      <w:r>
+        <w:t xml:space="preserve"> Build distinct PivotTables on a background worksheet for each key metric (such as gate counts, circulation totals, or reference questions).</w:t>
+      </w:r>
+    </w:p>
+    <w:p>
+      <w:pPr>
+        <w:pStyle w:val="ListParagraph"/>
+      </w:pPr>
+    </w:p>
+    <w:p>
+      <w:pPr>
+        <w:pStyle w:val="ListParagraph"/>
+        <w:numPr>
+          <w:ilvl w:val="0"/>
+          <w:numId w:val="4"/>
+        </w:numPr>
+      </w:pPr>
+      <w:r>
+        <w:rPr>
+          <w:b/>
+          <w:bCs/>
+        </w:rPr>
+        <w:t>Generate P</w:t>
+      </w:r>
+      <w:proofErr w:type="spellStart"/>
+      <w:r>
+        <w:rPr>
+          <w:b/>
+          <w:bCs/>
+        </w:rPr>
+        <w:t>ivotCharts</w:t>
+      </w:r>
+      <w:proofErr w:type="spellEnd"/>
+      <w:r>
+        <w:rPr>
+          <w:b/>
+          <w:bCs/>
+        </w:rPr>
+        <w:t>:</w:t>
+      </w:r>
+      <w:r>
+        <w:t xml:space="preserve"> Insert a PivotChart for each PivotTable (for example, a Column Chart for branch visits or a Line Chart for monthly trends).</w:t>
+      </w:r>
+    </w:p>
+    <w:p>
+      <w:pPr>
+        <w:pStyle w:val="ListParagraph"/>
+      </w:pPr>
+    </w:p>
+    <w:p>
+      <w:pPr>
+        <w:pStyle w:val="ListParagraph"/>
+        <w:numPr>
+          <w:ilvl w:val="0"/>
+          <w:numId w:val="4"/>
+        </w:numPr>
+      </w:pPr>
+      <w:r>
+        <w:rPr>
+          <w:b/>
+          <w:bCs/>
+        </w:rPr>
+        <w:t>Layout the Canvas:</w:t>
+      </w:r>
+      <w:r>
+        <w:t xml:space="preserve"> Add a dedicated "Dashboard" tab, hide the background gridlines, and cut and paste your </w:t>
+      </w:r>
+      <w:proofErr w:type="spellStart"/>
+      <w:r>
+        <w:t>PivotCharts</w:t>
+      </w:r>
+      <w:proofErr w:type="spellEnd"/>
+      <w:r>
+        <w:t xml:space="preserve"> onto this clean sheet.</w:t>
+      </w:r>
+    </w:p>
+    <w:p>
+      <w:pPr>
+        <w:pStyle w:val="ListParagraph"/>
+      </w:pPr>
+    </w:p>
+    <w:p>
+      <w:pPr>
+        <w:pStyle w:val="ListParagraph"/>
+        <w:numPr>
+          <w:ilvl w:val="0"/>
+          <w:numId w:val="4"/>
+        </w:numPr>
+      </w:pPr>
+      <w:r>
+        <w:rPr>
+          <w:b/>
+          <w:bCs/>
+        </w:rPr>
+        <w:t>Connect Interactive Slicers:</w:t>
+      </w:r>
+      <w:r>
+        <w:t xml:space="preserve"> Insert Slicers (visual filter buttons like Year or Branch) and use </w:t>
+      </w:r>
+      <w:r>
+        <w:rPr>
+          <w:b/>
+          <w:bCs/>
+        </w:rPr>
+        <w:t>Report Connections</w:t>
+      </w:r>
+      <w:r>
+        <w:t xml:space="preserve"> so a single click filters every chart on the page simultaneously.</w:t>
+      </w:r>
+    </w:p>
+    <w:p>
+      <w:pPr>
+        <w:pStyle w:val="ListParagraph"/>
+      </w:pPr>
+    </w:p>
+    <w:p>
+      <w:r>
+        <w:t>Additional Resources</w:t>
+      </w:r>
+    </w:p>
+    <w:p>
+      <w:r>
+        <w:t>Book:</w:t>
+      </w:r>
+      <w:r>
+        <w:t xml:space="preserve"> </w:t>
+      </w:r>
+      <w:r>
+        <w:t>"Excel Data Analysis for Dummies" by Stephen L. Nelson &amp; E. C. Nelson</w:t>
+      </w:r>
+    </w:p>
+    <w:p>
+      <w:r>
+        <w:t>Video:</w:t>
+      </w:r>
+      <w:r>
+        <w:t xml:space="preserve"> </w:t>
+      </w:r>
+      <w:proofErr w:type="spellStart"/>
+      <w:r>
+        <w:t>ExcelIsFun</w:t>
+      </w:r>
+      <w:proofErr w:type="spellEnd"/>
+      <w:r>
+        <w:t xml:space="preserve"> (YouTube by Mike Girvin)</w:t>
+      </w:r>
+      <w:r>
+        <w:t xml:space="preserve"> </w:t>
+      </w:r>
+      <w:hyperlink r:id="rId14" w:history="1">
+        <w:r>
+          <w:rPr>
+            <w:rStyle w:val="Hyperlink"/>
+          </w:rPr>
+          <w:t>https://www.youtube.com/user/ExcelIsFun</w:t>
+        </w:r>
+      </w:hyperlink>
+      <w:r>
+        <w:t xml:space="preserve"> </w:t>
+      </w:r>
+    </w:p>
     <w:sectPr>
       <w:pgSz w:w="11906" w:h="16838"/>
       <w:pgMar w:top="1440" w:right="1440" w:bottom="1440" w:left="1440" w:header="708" w:footer="708" w:gutter="0"/>
@@ -1202,7 +2216,7 @@
   <w:abstractNum w:abstractNumId="0" w15:restartNumberingAfterBreak="0">
     <w:nsid w:val="316521B1"/>
     <w:multiLevelType w:val="hybridMultilevel"/>
-    <w:tmpl w:val="DA48A52C"/>
+    <w:tmpl w:val="91842050"/>
     <w:lvl w:ilvl="0" w:tplc="08090001">
       <w:start w:val="1"/>
       <w:numFmt w:val="bullet"/>
@@ -1312,8 +2326,356 @@
       </w:rPr>
     </w:lvl>
   </w:abstractNum>
+  <w:abstractNum w:abstractNumId="1" w15:restartNumberingAfterBreak="0">
+    <w:nsid w:val="36AA5E3D"/>
+    <w:multiLevelType w:val="hybridMultilevel"/>
+    <w:tmpl w:val="4F6E9560"/>
+    <w:lvl w:ilvl="0" w:tplc="08090001">
+      <w:start w:val="1"/>
+      <w:numFmt w:val="bullet"/>
+      <w:lvlText w:val=""/>
+      <w:lvlJc w:val="left"/>
+      <w:pPr>
+        <w:ind w:left="720" w:hanging="360"/>
+      </w:pPr>
+      <w:rPr>
+        <w:rFonts w:ascii="Symbol" w:hAnsi="Symbol" w:hint="default"/>
+      </w:rPr>
+    </w:lvl>
+    <w:lvl w:ilvl="1" w:tplc="08090003" w:tentative="1">
+      <w:start w:val="1"/>
+      <w:numFmt w:val="bullet"/>
+      <w:lvlText w:val="o"/>
+      <w:lvlJc w:val="left"/>
+      <w:pPr>
+        <w:ind w:left="1440" w:hanging="360"/>
+      </w:pPr>
+      <w:rPr>
+        <w:rFonts w:ascii="Courier New" w:hAnsi="Courier New" w:cs="Courier New" w:hint="default"/>
+      </w:rPr>
+    </w:lvl>
+    <w:lvl w:ilvl="2" w:tplc="08090005" w:tentative="1">
+      <w:start w:val="1"/>
+      <w:numFmt w:val="bullet"/>
+      <w:lvlText w:val=""/>
+      <w:lvlJc w:val="left"/>
+      <w:pPr>
+        <w:ind w:left="2160" w:hanging="360"/>
+      </w:pPr>
+      <w:rPr>
+        <w:rFonts w:ascii="Wingdings" w:hAnsi="Wingdings" w:hint="default"/>
+      </w:rPr>
+    </w:lvl>
+    <w:lvl w:ilvl="3" w:tplc="08090001" w:tentative="1">
+      <w:start w:val="1"/>
+      <w:numFmt w:val="bullet"/>
+      <w:lvlText w:val=""/>
+      <w:lvlJc w:val="left"/>
+      <w:pPr>
+        <w:ind w:left="2880" w:hanging="360"/>
+      </w:pPr>
+      <w:rPr>
+        <w:rFonts w:ascii="Symbol" w:hAnsi="Symbol" w:hint="default"/>
+      </w:rPr>
+    </w:lvl>
+    <w:lvl w:ilvl="4" w:tplc="08090003" w:tentative="1">
+      <w:start w:val="1"/>
+      <w:numFmt w:val="bullet"/>
+      <w:lvlText w:val="o"/>
+      <w:lvlJc w:val="left"/>
+      <w:pPr>
+        <w:ind w:left="3600" w:hanging="360"/>
+      </w:pPr>
+      <w:rPr>
+        <w:rFonts w:ascii="Courier New" w:hAnsi="Courier New" w:cs="Courier New" w:hint="default"/>
+      </w:rPr>
+    </w:lvl>
+    <w:lvl w:ilvl="5" w:tplc="08090005" w:tentative="1">
+      <w:start w:val="1"/>
+      <w:numFmt w:val="bullet"/>
+      <w:lvlText w:val=""/>
+      <w:lvlJc w:val="left"/>
+      <w:pPr>
+        <w:ind w:left="4320" w:hanging="360"/>
+      </w:pPr>
+      <w:rPr>
+        <w:rFonts w:ascii="Wingdings" w:hAnsi="Wingdings" w:hint="default"/>
+      </w:rPr>
+    </w:lvl>
+    <w:lvl w:ilvl="6" w:tplc="08090001" w:tentative="1">
+      <w:start w:val="1"/>
+      <w:numFmt w:val="bullet"/>
+      <w:lvlText w:val=""/>
+      <w:lvlJc w:val="left"/>
+      <w:pPr>
+        <w:ind w:left="5040" w:hanging="360"/>
+      </w:pPr>
+      <w:rPr>
+        <w:rFonts w:ascii="Symbol" w:hAnsi="Symbol" w:hint="default"/>
+      </w:rPr>
+    </w:lvl>
+    <w:lvl w:ilvl="7" w:tplc="08090003" w:tentative="1">
+      <w:start w:val="1"/>
+      <w:numFmt w:val="bullet"/>
+      <w:lvlText w:val="o"/>
+      <w:lvlJc w:val="left"/>
+      <w:pPr>
+        <w:ind w:left="5760" w:hanging="360"/>
+      </w:pPr>
+      <w:rPr>
+        <w:rFonts w:ascii="Courier New" w:hAnsi="Courier New" w:cs="Courier New" w:hint="default"/>
+      </w:rPr>
+    </w:lvl>
+    <w:lvl w:ilvl="8" w:tplc="08090005" w:tentative="1">
+      <w:start w:val="1"/>
+      <w:numFmt w:val="bullet"/>
+      <w:lvlText w:val=""/>
+      <w:lvlJc w:val="left"/>
+      <w:pPr>
+        <w:ind w:left="6480" w:hanging="360"/>
+      </w:pPr>
+      <w:rPr>
+        <w:rFonts w:ascii="Wingdings" w:hAnsi="Wingdings" w:hint="default"/>
+      </w:rPr>
+    </w:lvl>
+  </w:abstractNum>
+  <w:abstractNum w:abstractNumId="2" w15:restartNumberingAfterBreak="0">
+    <w:nsid w:val="40E305BA"/>
+    <w:multiLevelType w:val="hybridMultilevel"/>
+    <w:tmpl w:val="B7363886"/>
+    <w:lvl w:ilvl="0" w:tplc="08090001">
+      <w:start w:val="1"/>
+      <w:numFmt w:val="bullet"/>
+      <w:lvlText w:val=""/>
+      <w:lvlJc w:val="left"/>
+      <w:pPr>
+        <w:ind w:left="720" w:hanging="360"/>
+      </w:pPr>
+      <w:rPr>
+        <w:rFonts w:ascii="Symbol" w:hAnsi="Symbol" w:hint="default"/>
+      </w:rPr>
+    </w:lvl>
+    <w:lvl w:ilvl="1" w:tplc="08090003">
+      <w:start w:val="1"/>
+      <w:numFmt w:val="bullet"/>
+      <w:lvlText w:val="o"/>
+      <w:lvlJc w:val="left"/>
+      <w:pPr>
+        <w:ind w:left="1440" w:hanging="360"/>
+      </w:pPr>
+      <w:rPr>
+        <w:rFonts w:ascii="Courier New" w:hAnsi="Courier New" w:cs="Courier New" w:hint="default"/>
+      </w:rPr>
+    </w:lvl>
+    <w:lvl w:ilvl="2" w:tplc="08090005" w:tentative="1">
+      <w:start w:val="1"/>
+      <w:numFmt w:val="bullet"/>
+      <w:lvlText w:val=""/>
+      <w:lvlJc w:val="left"/>
+      <w:pPr>
+        <w:ind w:left="2160" w:hanging="360"/>
+      </w:pPr>
+      <w:rPr>
+        <w:rFonts w:ascii="Wingdings" w:hAnsi="Wingdings" w:hint="default"/>
+      </w:rPr>
+    </w:lvl>
+    <w:lvl w:ilvl="3" w:tplc="08090001" w:tentative="1">
+      <w:start w:val="1"/>
+      <w:numFmt w:val="bullet"/>
+      <w:lvlText w:val=""/>
+      <w:lvlJc w:val="left"/>
+      <w:pPr>
+        <w:ind w:left="2880" w:hanging="360"/>
+      </w:pPr>
+      <w:rPr>
+        <w:rFonts w:ascii="Symbol" w:hAnsi="Symbol" w:hint="default"/>
+      </w:rPr>
+    </w:lvl>
+    <w:lvl w:ilvl="4" w:tplc="08090003" w:tentative="1">
+      <w:start w:val="1"/>
+      <w:numFmt w:val="bullet"/>
+      <w:lvlText w:val="o"/>
+      <w:lvlJc w:val="left"/>
+      <w:pPr>
+        <w:ind w:left="3600" w:hanging="360"/>
+      </w:pPr>
+      <w:rPr>
+        <w:rFonts w:ascii="Courier New" w:hAnsi="Courier New" w:cs="Courier New" w:hint="default"/>
+      </w:rPr>
+    </w:lvl>
+    <w:lvl w:ilvl="5" w:tplc="08090005" w:tentative="1">
+      <w:start w:val="1"/>
+      <w:numFmt w:val="bullet"/>
+      <w:lvlText w:val=""/>
+      <w:lvlJc w:val="left"/>
+      <w:pPr>
+        <w:ind w:left="4320" w:hanging="360"/>
+      </w:pPr>
+      <w:rPr>
+        <w:rFonts w:ascii="Wingdings" w:hAnsi="Wingdings" w:hint="default"/>
+      </w:rPr>
+    </w:lvl>
+    <w:lvl w:ilvl="6" w:tplc="08090001" w:tentative="1">
+      <w:start w:val="1"/>
+      <w:numFmt w:val="bullet"/>
+      <w:lvlText w:val=""/>
+      <w:lvlJc w:val="left"/>
+      <w:pPr>
+        <w:ind w:left="5040" w:hanging="360"/>
+      </w:pPr>
+      <w:rPr>
+        <w:rFonts w:ascii="Symbol" w:hAnsi="Symbol" w:hint="default"/>
+      </w:rPr>
+    </w:lvl>
+    <w:lvl w:ilvl="7" w:tplc="08090003" w:tentative="1">
+      <w:start w:val="1"/>
+      <w:numFmt w:val="bullet"/>
+      <w:lvlText w:val="o"/>
+      <w:lvlJc w:val="left"/>
+      <w:pPr>
+        <w:ind w:left="5760" w:hanging="360"/>
+      </w:pPr>
+      <w:rPr>
+        <w:rFonts w:ascii="Courier New" w:hAnsi="Courier New" w:cs="Courier New" w:hint="default"/>
+      </w:rPr>
+    </w:lvl>
+    <w:lvl w:ilvl="8" w:tplc="08090005" w:tentative="1">
+      <w:start w:val="1"/>
+      <w:numFmt w:val="bullet"/>
+      <w:lvlText w:val=""/>
+      <w:lvlJc w:val="left"/>
+      <w:pPr>
+        <w:ind w:left="6480" w:hanging="360"/>
+      </w:pPr>
+      <w:rPr>
+        <w:rFonts w:ascii="Wingdings" w:hAnsi="Wingdings" w:hint="default"/>
+      </w:rPr>
+    </w:lvl>
+  </w:abstractNum>
+  <w:abstractNum w:abstractNumId="3" w15:restartNumberingAfterBreak="0">
+    <w:nsid w:val="4F750FE8"/>
+    <w:multiLevelType w:val="hybridMultilevel"/>
+    <w:tmpl w:val="D8A02552"/>
+    <w:lvl w:ilvl="0" w:tplc="0809000D">
+      <w:start w:val="1"/>
+      <w:numFmt w:val="bullet"/>
+      <w:lvlText w:val=""/>
+      <w:lvlJc w:val="left"/>
+      <w:pPr>
+        <w:ind w:left="720" w:hanging="360"/>
+      </w:pPr>
+      <w:rPr>
+        <w:rFonts w:ascii="Wingdings" w:hAnsi="Wingdings" w:hint="default"/>
+      </w:rPr>
+    </w:lvl>
+    <w:lvl w:ilvl="1" w:tplc="08090003" w:tentative="1">
+      <w:start w:val="1"/>
+      <w:numFmt w:val="bullet"/>
+      <w:lvlText w:val="o"/>
+      <w:lvlJc w:val="left"/>
+      <w:pPr>
+        <w:ind w:left="1440" w:hanging="360"/>
+      </w:pPr>
+      <w:rPr>
+        <w:rFonts w:ascii="Courier New" w:hAnsi="Courier New" w:cs="Courier New" w:hint="default"/>
+      </w:rPr>
+    </w:lvl>
+    <w:lvl w:ilvl="2" w:tplc="08090005" w:tentative="1">
+      <w:start w:val="1"/>
+      <w:numFmt w:val="bullet"/>
+      <w:lvlText w:val=""/>
+      <w:lvlJc w:val="left"/>
+      <w:pPr>
+        <w:ind w:left="2160" w:hanging="360"/>
+      </w:pPr>
+      <w:rPr>
+        <w:rFonts w:ascii="Wingdings" w:hAnsi="Wingdings" w:hint="default"/>
+      </w:rPr>
+    </w:lvl>
+    <w:lvl w:ilvl="3" w:tplc="08090001" w:tentative="1">
+      <w:start w:val="1"/>
+      <w:numFmt w:val="bullet"/>
+      <w:lvlText w:val=""/>
+      <w:lvlJc w:val="left"/>
+      <w:pPr>
+        <w:ind w:left="2880" w:hanging="360"/>
+      </w:pPr>
+      <w:rPr>
+        <w:rFonts w:ascii="Symbol" w:hAnsi="Symbol" w:hint="default"/>
+      </w:rPr>
+    </w:lvl>
+    <w:lvl w:ilvl="4" w:tplc="08090003" w:tentative="1">
+      <w:start w:val="1"/>
+      <w:numFmt w:val="bullet"/>
+      <w:lvlText w:val="o"/>
+      <w:lvlJc w:val="left"/>
+      <w:pPr>
+        <w:ind w:left="3600" w:hanging="360"/>
+      </w:pPr>
+      <w:rPr>
+        <w:rFonts w:ascii="Courier New" w:hAnsi="Courier New" w:cs="Courier New" w:hint="default"/>
+      </w:rPr>
+    </w:lvl>
+    <w:lvl w:ilvl="5" w:tplc="08090005" w:tentative="1">
+      <w:start w:val="1"/>
+      <w:numFmt w:val="bullet"/>
+      <w:lvlText w:val=""/>
+      <w:lvlJc w:val="left"/>
+      <w:pPr>
+        <w:ind w:left="4320" w:hanging="360"/>
+      </w:pPr>
+      <w:rPr>
+        <w:rFonts w:ascii="Wingdings" w:hAnsi="Wingdings" w:hint="default"/>
+      </w:rPr>
+    </w:lvl>
+    <w:lvl w:ilvl="6" w:tplc="08090001" w:tentative="1">
+      <w:start w:val="1"/>
+      <w:numFmt w:val="bullet"/>
+      <w:lvlText w:val=""/>
+      <w:lvlJc w:val="left"/>
+      <w:pPr>
+        <w:ind w:left="5040" w:hanging="360"/>
+      </w:pPr>
+      <w:rPr>
+        <w:rFonts w:ascii="Symbol" w:hAnsi="Symbol" w:hint="default"/>
+      </w:rPr>
+    </w:lvl>
+    <w:lvl w:ilvl="7" w:tplc="08090003" w:tentative="1">
+      <w:start w:val="1"/>
+      <w:numFmt w:val="bullet"/>
+      <w:lvlText w:val="o"/>
+      <w:lvlJc w:val="left"/>
+      <w:pPr>
+        <w:ind w:left="5760" w:hanging="360"/>
+      </w:pPr>
+      <w:rPr>
+        <w:rFonts w:ascii="Courier New" w:hAnsi="Courier New" w:cs="Courier New" w:hint="default"/>
+      </w:rPr>
+    </w:lvl>
+    <w:lvl w:ilvl="8" w:tplc="08090005" w:tentative="1">
+      <w:start w:val="1"/>
+      <w:numFmt w:val="bullet"/>
+      <w:lvlText w:val=""/>
+      <w:lvlJc w:val="left"/>
+      <w:pPr>
+        <w:ind w:left="6480" w:hanging="360"/>
+      </w:pPr>
+      <w:rPr>
+        <w:rFonts w:ascii="Wingdings" w:hAnsi="Wingdings" w:hint="default"/>
+      </w:rPr>
+    </w:lvl>
+  </w:abstractNum>
   <w:num w:numId="1" w16cid:durableId="1783303906">
     <w:abstractNumId w:val="0"/>
+  </w:num>
+  <w:num w:numId="2" w16cid:durableId="82649401">
+    <w:abstractNumId w:val="2"/>
+  </w:num>
+  <w:num w:numId="3" w16cid:durableId="1178613364">
+    <w:abstractNumId w:val="1"/>
+  </w:num>
+  <w:num w:numId="4" w16cid:durableId="296759400">
+    <w:abstractNumId w:val="3"/>
   </w:num>
 </w:numbering>
 </file>
@@ -2418,6 +3780,29 @@
       <w:spacing w:val="5"/>
     </w:rPr>
   </w:style>
+  <w:style w:type="character" w:styleId="Hyperlink">
+    <w:name w:val="Hyperlink"/>
+    <w:basedOn w:val="DefaultParagraphFont"/>
+    <w:uiPriority w:val="99"/>
+    <w:unhideWhenUsed/>
+    <w:rsid w:val="008A45CA"/>
+    <w:rPr>
+      <w:color w:val="467886" w:themeColor="hyperlink"/>
+      <w:u w:val="single"/>
+    </w:rPr>
+  </w:style>
+  <w:style w:type="character" w:styleId="UnresolvedMention">
+    <w:name w:val="Unresolved Mention"/>
+    <w:basedOn w:val="DefaultParagraphFont"/>
+    <w:uiPriority w:val="99"/>
+    <w:semiHidden/>
+    <w:unhideWhenUsed/>
+    <w:rsid w:val="008A45CA"/>
+    <w:rPr>
+      <w:color w:val="605E5C"/>
+      <w:shd w:val="clear" w:color="auto" w:fill="E1DFDD"/>
+    </w:rPr>
+  </w:style>
 </w:styles>
 </file>
 

--- a/Module 1/Library Data - Introduction to Excel.docx
+++ b/Module 1/Library Data - Introduction to Excel.docx
@@ -205,7 +205,7 @@
           </mc:Choice>
           <mc:Fallback>
             <w:pict>
-              <v:oval w14:anchorId="28825C4A" id="Oval 2" o:spid="_x0000_s1026" style="position:absolute;margin-left:331.2pt;margin-top:46.35pt;width:31.2pt;height:34.8pt;z-index:251660288;visibility:visible;mso-wrap-style:square;mso-wrap-distance-left:9pt;mso-wrap-distance-top:0;mso-wrap-distance-right:9pt;mso-wrap-distance-bottom:0;mso-position-horizontal:absolute;mso-position-horizontal-relative:text;mso-position-vertical:absolute;mso-position-vertical-relative:text;v-text-anchor:middle" o:gfxdata="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" filled="f" strokecolor="#e97132 [3205]"/>
+              <v:oval w14:anchorId="599DD0BF" id="Oval 2" o:spid="_x0000_s1026" style="position:absolute;margin-left:331.2pt;margin-top:46.35pt;width:31.2pt;height:34.8pt;z-index:251660288;visibility:visible;mso-wrap-style:square;mso-wrap-distance-left:9pt;mso-wrap-distance-top:0;mso-wrap-distance-right:9pt;mso-wrap-distance-bottom:0;mso-position-horizontal:absolute;mso-position-horizontal-relative:text;mso-position-vertical:absolute;mso-position-vertical-relative:text;v-text-anchor:middle" o:gfxdata="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" filled="f" strokecolor="#e97132 [3205]"/>
             </w:pict>
           </mc:Fallback>
         </mc:AlternateContent>
@@ -277,7 +277,7 @@
           </mc:Choice>
           <mc:Fallback>
             <w:pict>
-              <v:shapetype w14:anchorId="2EACE83F" id="_x0000_t32" coordsize="21600,21600" o:spt="32" o:oned="t" path="m,l21600,21600e" filled="f">
+              <v:shapetype w14:anchorId="48CDB83A" id="_x0000_t32" coordsize="21600,21600" o:spt="32" o:oned="t" path="m,l21600,21600e" filled="f">
                 <v:path arrowok="t" fillok="f" o:connecttype="none"/>
                 <o:lock v:ext="edit" shapetype="t"/>
               </v:shapetype>
@@ -709,11 +709,9 @@
       <w:r>
         <w:t>Use the data “</w:t>
       </w:r>
-      <w:proofErr w:type="spellStart"/>
       <w:r>
         <w:t>library_data</w:t>
       </w:r>
-      <w:proofErr w:type="spellEnd"/>
       <w:r>
         <w:t>”</w:t>
       </w:r>
@@ -869,7 +867,7 @@
           </mc:Choice>
           <mc:Fallback>
             <w:pict>
-              <v:rect w14:anchorId="4444877B" id="Rectangle 3" o:spid="_x0000_s1026" style="position:absolute;margin-left:366.6pt;margin-top:59.15pt;width:10.8pt;height:10.8pt;z-index:251662336;visibility:visible;mso-wrap-style:square;mso-wrap-distance-left:9pt;mso-wrap-distance-top:0;mso-wrap-distance-right:9pt;mso-wrap-distance-bottom:0;mso-position-horizontal:absolute;mso-position-horizontal-relative:text;mso-position-vertical:absolute;mso-position-vertical-relative:text;v-text-anchor:middle" o:gfxdata="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" filled="f" strokecolor="#e97132 [3205]">
+              <v:rect w14:anchorId="6E7CB156" id="Rectangle 3" o:spid="_x0000_s1026" style="position:absolute;margin-left:366.6pt;margin-top:59.15pt;width:10.8pt;height:10.8pt;z-index:251662336;visibility:visible;mso-wrap-style:square;mso-wrap-distance-left:9pt;mso-wrap-distance-top:0;mso-wrap-distance-right:9pt;mso-wrap-distance-bottom:0;mso-position-horizontal:absolute;mso-position-horizontal-relative:text;mso-position-vertical:absolute;mso-position-vertical-relative:text;v-text-anchor:middle" o:gfxdata="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" filled="f" strokecolor="#e97132 [3205]">
                 <v:stroke joinstyle="round"/>
               </v:rect>
             </w:pict>
@@ -1020,7 +1018,6 @@
       <w:r>
         <w:t xml:space="preserve">, then check only the box for your unique identifier, such as </w:t>
       </w:r>
-      <w:proofErr w:type="spellStart"/>
       <w:r>
         <w:rPr>
           <w:b/>
@@ -1028,11 +1025,9 @@
         </w:rPr>
         <w:t>user_id</w:t>
       </w:r>
-      <w:proofErr w:type="spellEnd"/>
       <w:r>
         <w:t xml:space="preserve"> or </w:t>
       </w:r>
-      <w:proofErr w:type="spellStart"/>
       <w:r>
         <w:rPr>
           <w:b/>
@@ -1040,7 +1035,6 @@
         </w:rPr>
         <w:t>book_id</w:t>
       </w:r>
-      <w:proofErr w:type="spellEnd"/>
       <w:r>
         <w:t>.</w:t>
       </w:r>
@@ -1250,6 +1244,48 @@
       <w:pPr>
         <w:pStyle w:val="ListParagraph"/>
       </w:pPr>
+      <w:r>
+        <w:drawing>
+          <wp:inline distT="0" distB="0" distL="0" distR="0" wp14:anchorId="5E6D87E9" wp14:editId="2B03EFB4">
+            <wp:extent cx="5685013" cy="5273497"/>
+            <wp:effectExtent l="0" t="0" r="0" b="3810"/>
+            <wp:docPr id="2048308942" name="Picture 1"/>
+            <wp:cNvGraphicFramePr>
+              <a:graphicFrameLocks xmlns:a="http://schemas.openxmlformats.org/drawingml/2006/main" noChangeAspect="1"/>
+            </wp:cNvGraphicFramePr>
+            <a:graphic xmlns:a="http://schemas.openxmlformats.org/drawingml/2006/main">
+              <a:graphicData uri="http://schemas.openxmlformats.org/drawingml/2006/picture">
+                <pic:pic xmlns:pic="http://schemas.openxmlformats.org/drawingml/2006/picture">
+                  <pic:nvPicPr>
+                    <pic:cNvPr id="2048308942" name=""/>
+                    <pic:cNvPicPr/>
+                  </pic:nvPicPr>
+                  <pic:blipFill>
+                    <a:blip r:embed="rId14"/>
+                    <a:stretch>
+                      <a:fillRect/>
+                    </a:stretch>
+                  </pic:blipFill>
+                  <pic:spPr>
+                    <a:xfrm>
+                      <a:off x="0" y="0"/>
+                      <a:ext cx="5685013" cy="5273497"/>
+                    </a:xfrm>
+                    <a:prstGeom prst="rect">
+                      <a:avLst/>
+                    </a:prstGeom>
+                  </pic:spPr>
+                </pic:pic>
+              </a:graphicData>
+            </a:graphic>
+          </wp:inline>
+        </w:drawing>
+      </w:r>
+    </w:p>
+    <w:p>
+      <w:pPr>
+        <w:pStyle w:val="ListParagraph"/>
+      </w:pPr>
     </w:p>
     <w:p>
       <w:pPr>
@@ -1332,15 +1368,50 @@
         <w:t>Select the Range:</w:t>
       </w:r>
       <w:r>
-        <w:t xml:space="preserve"> Highlight the range of cells you want Excel to search through (e.g., C2:C500), or type C2:C500 directly. Add a </w:t>
-      </w:r>
-      <w:proofErr w:type="gramStart"/>
-      <w:r>
-        <w:t>comma ,</w:t>
-      </w:r>
-      <w:proofErr w:type="gramEnd"/>
-      <w:r>
-        <w:t xml:space="preserve"> after the range.</w:t>
+        <w:t xml:space="preserve"> Highlight the range of cells you want Excel to search through (e.g., C2:C500), or type C2:C500 directly. Add a comma , after the range.</w:t>
+      </w:r>
+    </w:p>
+    <w:p>
+      <w:pPr>
+        <w:pStyle w:val="ListParagraph"/>
+      </w:pPr>
+      <w:r>
+        <w:lastRenderedPageBreak/>
+        <w:drawing>
+          <wp:inline distT="0" distB="0" distL="0" distR="0" wp14:anchorId="6F270174" wp14:editId="6FA444BC">
+            <wp:extent cx="5731510" cy="3226435"/>
+            <wp:effectExtent l="0" t="0" r="2540" b="0"/>
+            <wp:docPr id="2094323134" name="Picture 1"/>
+            <wp:cNvGraphicFramePr>
+              <a:graphicFrameLocks xmlns:a="http://schemas.openxmlformats.org/drawingml/2006/main" noChangeAspect="1"/>
+            </wp:cNvGraphicFramePr>
+            <a:graphic xmlns:a="http://schemas.openxmlformats.org/drawingml/2006/main">
+              <a:graphicData uri="http://schemas.openxmlformats.org/drawingml/2006/picture">
+                <pic:pic xmlns:pic="http://schemas.openxmlformats.org/drawingml/2006/picture">
+                  <pic:nvPicPr>
+                    <pic:cNvPr id="2094323134" name=""/>
+                    <pic:cNvPicPr/>
+                  </pic:nvPicPr>
+                  <pic:blipFill>
+                    <a:blip r:embed="rId15"/>
+                    <a:stretch>
+                      <a:fillRect/>
+                    </a:stretch>
+                  </pic:blipFill>
+                  <pic:spPr>
+                    <a:xfrm>
+                      <a:off x="0" y="0"/>
+                      <a:ext cx="5731510" cy="3226435"/>
+                    </a:xfrm>
+                    <a:prstGeom prst="rect">
+                      <a:avLst/>
+                    </a:prstGeom>
+                  </pic:spPr>
+                </pic:pic>
+              </a:graphicData>
+            </a:graphic>
+          </wp:inline>
+        </w:drawing>
       </w:r>
     </w:p>
     <w:p>
@@ -1394,15 +1465,7 @@
         <w:t>Complete and Run:</w:t>
       </w:r>
       <w:r>
-        <w:t xml:space="preserve"> Type the closing </w:t>
-      </w:r>
-      <w:proofErr w:type="gramStart"/>
-      <w:r>
-        <w:t>parenthesis )</w:t>
-      </w:r>
-      <w:proofErr w:type="gramEnd"/>
-      <w:r>
-        <w:t xml:space="preserve"> so your full formula looks like </w:t>
+        <w:t xml:space="preserve"> Type the closing parenthesis ) so your full formula looks like </w:t>
       </w:r>
       <m:oMath>
         <m:r>
@@ -1430,19 +1493,94 @@
       <w:pPr>
         <w:pStyle w:val="ListParagraph"/>
       </w:pPr>
-    </w:p>
-    <w:p>
-      <w:pPr>
-        <w:rPr>
-          <w:b/>
-          <w:bCs/>
-        </w:rPr>
-      </w:pPr>
-      <w:r>
-        <w:rPr>
-          <w:b/>
-          <w:bCs/>
-        </w:rPr>
+      <w:r>
+        <w:drawing>
+          <wp:inline distT="0" distB="0" distL="0" distR="0" wp14:anchorId="35E8714E" wp14:editId="07EE83EE">
+            <wp:extent cx="5731510" cy="3010535"/>
+            <wp:effectExtent l="0" t="0" r="2540" b="0"/>
+            <wp:docPr id="658537910" name="Picture 1"/>
+            <wp:cNvGraphicFramePr>
+              <a:graphicFrameLocks xmlns:a="http://schemas.openxmlformats.org/drawingml/2006/main" noChangeAspect="1"/>
+            </wp:cNvGraphicFramePr>
+            <a:graphic xmlns:a="http://schemas.openxmlformats.org/drawingml/2006/main">
+              <a:graphicData uri="http://schemas.openxmlformats.org/drawingml/2006/picture">
+                <pic:pic xmlns:pic="http://schemas.openxmlformats.org/drawingml/2006/picture">
+                  <pic:nvPicPr>
+                    <pic:cNvPr id="658537910" name=""/>
+                    <pic:cNvPicPr/>
+                  </pic:nvPicPr>
+                  <pic:blipFill>
+                    <a:blip r:embed="rId16"/>
+                    <a:stretch>
+                      <a:fillRect/>
+                    </a:stretch>
+                  </pic:blipFill>
+                  <pic:spPr>
+                    <a:xfrm>
+                      <a:off x="0" y="0"/>
+                      <a:ext cx="5731510" cy="3010535"/>
+                    </a:xfrm>
+                    <a:prstGeom prst="rect">
+                      <a:avLst/>
+                    </a:prstGeom>
+                  </pic:spPr>
+                </pic:pic>
+              </a:graphicData>
+            </a:graphic>
+          </wp:inline>
+        </w:drawing>
+      </w:r>
+    </w:p>
+    <w:p>
+      <w:pPr>
+        <w:pStyle w:val="ListParagraph"/>
+      </w:pPr>
+    </w:p>
+    <w:p>
+      <w:pPr>
+        <w:rPr>
+          <w:b/>
+          <w:bCs/>
+        </w:rPr>
+      </w:pPr>
+    </w:p>
+    <w:p>
+      <w:pPr>
+        <w:rPr>
+          <w:b/>
+          <w:bCs/>
+        </w:rPr>
+      </w:pPr>
+    </w:p>
+    <w:p>
+      <w:pPr>
+        <w:rPr>
+          <w:b/>
+          <w:bCs/>
+        </w:rPr>
+      </w:pPr>
+    </w:p>
+    <w:p>
+      <w:pPr>
+        <w:rPr>
+          <w:b/>
+          <w:bCs/>
+        </w:rPr>
+      </w:pPr>
+    </w:p>
+    <w:p>
+      <w:pPr>
+        <w:rPr>
+          <w:b/>
+          <w:bCs/>
+        </w:rPr>
+      </w:pPr>
+      <w:r>
+        <w:rPr>
+          <w:b/>
+          <w:bCs/>
+        </w:rPr>
+        <w:lastRenderedPageBreak/>
         <w:t>Summing Operational Totals</w:t>
       </w:r>
     </w:p>
@@ -1575,13 +1713,8 @@
         <w:t>Select the Criteria Range:</w:t>
       </w:r>
       <w:r>
-        <w:t xml:space="preserve"> Highlight or type the range of cells Excel will evaluate (e.g., A2:A100), then type a </w:t>
-      </w:r>
-      <w:proofErr w:type="gramStart"/>
-      <w:r>
-        <w:t>comma ,</w:t>
-      </w:r>
-      <w:proofErr w:type="gramEnd"/>
+        <w:t xml:space="preserve"> Highlight or type the range of cells Excel will evaluate (e.g., A2:A100), then type a comma ,</w:t>
+      </w:r>
       <w:r>
         <w:t xml:space="preserve"> </w:t>
       </w:r>
@@ -1610,21 +1743,8 @@
         <w:t>Set the Criteria:</w:t>
       </w:r>
       <w:r>
-        <w:t xml:space="preserve"> Enter the specific condition in quotation marks (e.g., "Main Branch"</w:t>
-      </w:r>
-      <w:proofErr w:type="gramStart"/>
-      <w:r>
-        <w:t>), or</w:t>
-      </w:r>
-      <w:proofErr w:type="gramEnd"/>
-      <w:r>
-        <w:t xml:space="preserve"> select a cell containing that text name. Type a </w:t>
-      </w:r>
-      <w:proofErr w:type="gramStart"/>
-      <w:r>
-        <w:t>comma ,</w:t>
-      </w:r>
-      <w:proofErr w:type="gramEnd"/>
+        <w:t xml:space="preserve"> Enter the specific condition in quotation marks (e.g., "Main Branch"), or select a cell containing that text name. Type a comma ,</w:t>
+      </w:r>
       <w:r>
         <w:t xml:space="preserve"> </w:t>
       </w:r>
@@ -1677,15 +1797,7 @@
         <w:t>Complete and Run:</w:t>
       </w:r>
       <w:r>
-        <w:t xml:space="preserve"> Type the closing </w:t>
-      </w:r>
-      <w:proofErr w:type="gramStart"/>
-      <w:r>
-        <w:t>parenthesis )</w:t>
-      </w:r>
-      <w:proofErr w:type="gramEnd"/>
-      <w:r>
-        <w:t xml:space="preserve"> so your formula looks like </w:t>
+        <w:t xml:space="preserve"> Type the closing parenthesis ) so your formula looks like </w:t>
       </w:r>
       <m:oMath>
         <m:r>
@@ -1742,7 +1854,6 @@
           <w:b/>
           <w:bCs/>
         </w:rPr>
-        <w:lastRenderedPageBreak/>
         <w:t>Select Your Data:</w:t>
       </w:r>
       <w:r>
@@ -2002,6 +2113,18 @@
       </w:r>
     </w:p>
     <w:p>
+      <w:r>
+        <w:lastRenderedPageBreak/>
+        <w:t>Use this data “</w:t>
+      </w:r>
+      <w:r>
+        <w:t>Leeds City Council - IT Usage Per Age</w:t>
+      </w:r>
+      <w:r>
+        <w:t>”</w:t>
+      </w:r>
+    </w:p>
+    <w:p>
       <w:pPr>
         <w:pStyle w:val="ListParagraph"/>
         <w:numPr>
@@ -2062,23 +2185,7 @@
           <w:b/>
           <w:bCs/>
         </w:rPr>
-        <w:t>Generate P</w:t>
-      </w:r>
-      <w:proofErr w:type="spellStart"/>
-      <w:r>
-        <w:rPr>
-          <w:b/>
-          <w:bCs/>
-        </w:rPr>
-        <w:t>ivotCharts</w:t>
-      </w:r>
-      <w:proofErr w:type="spellEnd"/>
-      <w:r>
-        <w:rPr>
-          <w:b/>
-          <w:bCs/>
-        </w:rPr>
-        <w:t>:</w:t>
+        <w:t>Generate PivotCharts:</w:t>
       </w:r>
       <w:r>
         <w:t xml:space="preserve"> Insert a PivotChart for each PivotTable (for example, a Column Chart for branch visits or a Line Chart for monthly trends).</w:t>
@@ -2105,15 +2212,7 @@
         <w:t>Layout the Canvas:</w:t>
       </w:r>
       <w:r>
-        <w:t xml:space="preserve"> Add a dedicated "Dashboard" tab, hide the background gridlines, and cut and paste your </w:t>
-      </w:r>
-      <w:proofErr w:type="spellStart"/>
-      <w:r>
-        <w:t>PivotCharts</w:t>
-      </w:r>
-      <w:proofErr w:type="spellEnd"/>
-      <w:r>
-        <w:t xml:space="preserve"> onto this clean sheet.</w:t>
+        <w:t xml:space="preserve"> Add a dedicated "Dashboard" tab, hide the background gridlines, and cut and paste your PivotCharts onto this clean sheet.</w:t>
       </w:r>
     </w:p>
     <w:p>
@@ -2178,18 +2277,13 @@
       <w:r>
         <w:t xml:space="preserve"> </w:t>
       </w:r>
-      <w:proofErr w:type="spellStart"/>
-      <w:r>
-        <w:t>ExcelIsFun</w:t>
-      </w:r>
-      <w:proofErr w:type="spellEnd"/>
-      <w:r>
-        <w:t xml:space="preserve"> (YouTube by Mike Girvin)</w:t>
+      <w:r>
+        <w:t>ExcelIsFun (YouTube by Mike Girvin)</w:t>
       </w:r>
       <w:r>
         <w:t xml:space="preserve"> </w:t>
       </w:r>
-      <w:hyperlink r:id="rId14" w:history="1">
+      <w:hyperlink r:id="rId17" w:history="1">
         <w:r>
           <w:rPr>
             <w:rStyle w:val="Hyperlink"/>
